--- a/Ban_cuoi/Ban_chinh_sua_02-10-2026/Chuong_1_Co_so_ly_luan_va_phap_ly.docx
+++ b/Ban_cuoi/Ban_chinh_sua_02-10-2026/Chuong_1_Co_so_ly_luan_va_phap_ly.docx
@@ -233,20 +233,20 @@
         <w:rPr>
           <w:szCs w:val="26"/>
         </w:rPr>
-        <w:t xml:space="preserve">Để xác lập cơ chế bảo hộ cho các khối tài sản vô hình đó, quyền sở hữu trí tuệ được thiết lập như một khung pháp lý chuyên biệt. Các điều ước quốc tế như Công ước Stockholm năm 1967 về thành lập Tổ chức Sở hữu trí tuệ thế giới hay Hiệp định về các khía cạnh liên quan tới thương mại của quyền sở hữu trí tuệ đều xác định quyền sở hữu trí tuệ là quyền độc quyền có thời hạn trao cho chủ thể sáng tạo nhằm khai thác, sử dụng, định đoạt và ngăn chặn hành vi sao chép trái phép. Tại Việt Nam, Điều 4 Luật Sở hữu trí tuệ quy định quyền sở hữu trí tuệ là quyền của tổ chức, cá nhân đối với tài sản trí tuệ, bao gồm quyền tác giả và quyền liên quan, quyền sở hữu công nghiệp và quyền đối với giống cây trồng (Văn phòng Quốc hội, 2026).</w:t>
-      </w:r>
-    </w:p>
-    <w:p>
-      <w:pPr>
-        <w:rPr>
-          <w:szCs w:val="26"/>
-        </w:rPr>
-      </w:pPr>
-      <w:r>
-        <w:rPr>
-          <w:szCs w:val="26"/>
-        </w:rPr>
-        <w:t xml:space="preserve">Trong cơ sở giáo dục đại học, quyền sở hữu trí tuệ được phân thành ba nhóm cấu thành chủ yếu:</w:t>
+        <w:t xml:space="preserve">Để xác lập cơ chế bảo hộ cho các khối tài sản vô hình đó, quyền sở hữu trí tuệ được thiết lập như một khung pháp lý chuyên biệt. Các điều ước quốc tế không đưa ra một định nghĩa khái quát mà xác định quyền sở hữu trí tuệ bằng cách liệt kê các nhóm quyền: Công ước Stockholm năm 1967 về thành lập Tổ chức Sở hữu trí tuệ thế giới liệt kê các quyền đối với tác phẩm văn học, nghệ thuật, khoa học, cuộc biểu diễn, bản ghi âm, chương trình phát sóng, sáng chế, phát minh khoa học, kiểu dáng công nghiệp, nhãn hiệu, tên thương mại và quyền chống cạnh tranh không lành mạnh; Hiệp định về các khía cạnh liên quan tới thương mại của quyền sở hữu trí tuệ xác định phạm vi gồm các nhóm quyền được quy định từ Mục 1 đến Mục 7 Phần II của Hiệp định. Tại Việt Nam, khoản 1 Điều 4 Luật Sở hữu trí tuệ quy định quyền sở hữu trí tuệ là quyền của tổ chức, cá nhân đối với các đối tượng quyền tác giả và quyền liên quan, quyền sở hữu công nghiệp và quyền đối với giống cây trồng (Văn phòng Quốc hội, 2026).</w:t>
+      </w:r>
+    </w:p>
+    <w:p>
+      <w:pPr>
+        <w:rPr>
+          <w:szCs w:val="26"/>
+        </w:rPr>
+      </w:pPr>
+      <w:r>
+        <w:rPr>
+          <w:szCs w:val="26"/>
+        </w:rPr>
+        <w:t xml:space="preserve">Cần phân biệt phân loại pháp lý với cách phân nhóm phục vụ quản lý. Về pháp lý, khoản 4 Điều 4 Luật Sở hữu trí tuệ xác định quyền sở hữu công nghiệp là quyền đối với sáng chế, kiểu dáng công nghiệp, thiết kế bố trí mạch tích hợp bán dẫn, nhãn hiệu, tên thương mại, chỉ dẫn địa lý, bí mật kinh doanh và quyền chống cạnh tranh không lành mạnh; như vậy nhãn hiệu và tên thương mại thuộc quyền sở hữu công nghiệp. Trên cơ sở phân loại này, để phục vụ công tác quản lý trong trường, tài sản trí tuệ có thể được chia thành ba nhóm theo nguồn hình thành và đơn vị chịu trách nhiệm; đây là cách phân nhóm quản lý, không thay thế phân loại pháp lý:</w:t>
       </w:r>
     </w:p>
     <w:p>
@@ -272,20 +272,20 @@
         <w:rPr>
           <w:szCs w:val="26"/>
         </w:rPr>
-        <w:t xml:space="preserve">- Nhóm quyền sở hữu công nghiệp: Gắn với sáng chế, giải pháp hữu ích, kiểu dáng công nghiệp, thiết kế bố trí và bí mật kinh doanh phát sinh từ các đề tài nghiên cứu khoa học và dự án phát triển công nghệ.</w:t>
-      </w:r>
-    </w:p>
-    <w:p>
-      <w:pPr>
-        <w:rPr>
-          <w:szCs w:val="26"/>
-        </w:rPr>
-      </w:pPr>
-      <w:r>
-        <w:rPr>
-          <w:szCs w:val="26"/>
-        </w:rPr>
-        <w:t xml:space="preserve">- Nhóm nhãn hiệu và chỉ dẫn thương mại: Gắn với tên trường, biểu trưng, khẩu hiệu và các dấu hiệu nhận diện thương hiệu gắn liền với uy tín đào tạo và nghiên cứu của nhà trường.</w:t>
+        <w:t xml:space="preserve">- Nhóm tài sản công nghệ, thuộc quyền sở hữu công nghiệp: Gắn với sáng chế, giải pháp hữu ích, kiểu dáng công nghiệp, thiết kế bố trí và bí mật kinh doanh phát sinh từ các đề tài nghiên cứu khoa học và dự án phát triển công nghệ.</w:t>
+      </w:r>
+    </w:p>
+    <w:p>
+      <w:pPr>
+        <w:rPr>
+          <w:szCs w:val="26"/>
+        </w:rPr>
+      </w:pPr>
+      <w:r>
+        <w:rPr>
+          <w:szCs w:val="26"/>
+        </w:rPr>
+        <w:t xml:space="preserve">- Nhóm tài sản nhận diện, cũng thuộc quyền sở hữu công nghiệp: Gắn với nhãn hiệu, tên thương mại của trường, biểu trưng, khẩu hiệu và các dấu hiệu nhận diện thương hiệu gắn liền với uy tín đào tạo và nghiên cứu của nhà trường. Nhóm này được tách riêng với nhóm tài sản công nghệ vì nguồn hình thành, đơn vị quản lý và cách khai thác khác nhau.</w:t>
       </w:r>
     </w:p>
     <w:p>
@@ -481,13 +481,13 @@
           <w:szCs w:val="26"/>
           <w:b/>
         </w:rPr>
-        <w:t xml:space="preserve">Tính giới hạn về thời gian và lãnh thổ bảo hộ:</w:t>
-      </w:r>
-      <w:r>
-        <w:rPr>
-          <w:szCs w:val="26"/>
-        </w:rPr>
-        <w:t xml:space="preserve"> Quyền sở hữu công nghiệp chỉ được bảo hộ trong phạm vi quốc gia đăng ký và có thời hạn luật định (sáng chế 20 năm, giải pháp hữu ích 10 năm). Điều này đặt ra yêu cầu nhà trường phải có chiến lược nộp đơn kịp thời và kế hoạch khai thác trong khoảng thời gian công nghệ chưa bị lạc hậu.</w:t>
+        <w:t xml:space="preserve">Tính lãnh thổ và sự khác biệt về căn cứ xác lập, thời hạn bảo hộ:</w:t>
+      </w:r>
+      <w:r>
+        <w:rPr>
+          <w:szCs w:val="26"/>
+        </w:rPr>
+        <w:t xml:space="preserve"> Văn bằng bảo hộ do Việt Nam cấp có hiệu lực trên lãnh thổ Việt Nam theo khoản 1 Điều 93 Luật Sở hữu trí tuệ, nên muốn được bảo hộ ở nước khác phải nộp đơn tại nước đó hoặc theo điều ước quốc tế. Căn cứ xác lập quyền khác nhau giữa các đối tượng theo Điều 6: quyền tác giả phát sinh khi tác phẩm được sáng tạo và thể hiện dưới một hình thức vật chất nhất định, không phụ thuộc vào việc đăng ký; quyền đối với sáng chế, kiểu dáng công nghiệp, thiết kế bố trí, nhãn hiệu được xác lập trên cơ sở quyết định cấp văn bằng, trừ nhãn hiệu nổi tiếng được xác lập trên cơ sở sử dụng; quyền đối với tên thương mại được xác lập trên cơ sở sử dụng hợp pháp; quyền đối với bí mật kinh doanh được xác lập trên cơ sở có được một cách hợp pháp và thực hiện việc bảo mật. Thời hạn bảo hộ cũng khác nhau: theo Điều 93, bằng độc quyền sáng chế có hiệu lực đến hết 20 năm và bằng độc quyền giải pháp hữu ích đến hết 10 năm kể từ ngày nộp đơn, kiểu dáng công nghiệp 5 năm và được gia hạn hai lần, nhãn hiệu 10 năm và được gia hạn nhiều lần, chỉ dẫn địa lý vô thời hạn; bí mật kinh doanh được bảo hộ chừng nào còn đáp ứng các điều kiện tại Điều 84; theo khoản 1 Điều 27, một số quyền nhân thân của tác giả được bảo hộ vô thời hạn. Đặc điểm này đòi hỏi nhà trường chọn hình thức bảo hộ phù hợp từng đối tượng và có kế hoạch nộp đơn, khai thác kịp thời đối với các đối tượng có thời hạn ngắn.</w:t>
       </w:r>
     </w:p>
     <w:p>
@@ -598,7 +598,7 @@
         <w:rPr>
           <w:szCs w:val="26"/>
         </w:rPr>
-        <w:t xml:space="preserve">Xác lập quyền là quá trình thực hiện các trình tự, thủ tục pháp lý tại cơ quan nhà nước có thẩm quyền nhằm xác nhận quyền sở hữu hợp pháp đối với tài sản trí tuệ. Đối với quyền sở hữu công nghiệp (sáng chế, giải pháp hữu ích, kiểu dáng, nhãn hiệu), quyền chỉ phát sinh trên cơ sở quyết định cấp văn bằng bảo hộ sau khi trải qua các giai đoạn thẩm định hình thức, công bố đơn và thẩm định nội dung. Đối với quyền tác giả (giáo trình, bài giảng, phần mềm), quyền phát sinh tự động ngay khi tác phẩm được định hình dưới hình thức vật chất nhất định; tuy nhiên, thủ tục đăng ký để được cấp Giấy chứng nhận đăng ký quyền tác giả giữ vai trò là bằng chứng pháp lý vững chắc phục vụ việc quản lý, chuyển giao và chứng minh quyền khi có tranh chấp.</w:t>
+        <w:t xml:space="preserve">Xác lập quyền là việc làm phát sinh hoặc xác nhận quyền sở hữu hợp pháp đối với tài sản trí tuệ theo căn cứ quy định tại Điều 6 Luật Sở hữu trí tuệ, và căn cứ này khác nhau giữa các đối tượng. Đối với sáng chế, giải pháp hữu ích, kiểu dáng công nghiệp, thiết kế bố trí và nhãn hiệu, quyền được xác lập trên cơ sở quyết định cấp văn bằng bảo hộ sau các giai đoạn thẩm định theo thủ tục đăng ký, trừ nhãn hiệu nổi tiếng. Đối với tên thương mại, quyền được xác lập trên cơ sở sử dụng hợp pháp; đối với bí mật kinh doanh, trên cơ sở có được một cách hợp pháp và thực hiện việc bảo mật, nên công việc của nhà trường là thiết lập và duy trì biện pháp bảo mật chứ không phải nộp đơn. Đối với quyền tác giả (giáo trình, bài giảng, phần mềm), quyền phát sinh tự động ngay khi tác phẩm được định hình dưới hình thức vật chất nhất định; tuy nhiên, thủ tục đăng ký để được cấp Giấy chứng nhận đăng ký quyền tác giả giữ vai trò là bằng chứng pháp lý vững chắc phục vụ việc quản lý, chuyển giao và chứng minh quyền khi có tranh chấp.</w:t>
       </w:r>
     </w:p>
     <w:p>
@@ -718,20 +718,20 @@
         <w:rPr>
           <w:szCs w:val="26"/>
         </w:rPr>
-        <w:t xml:space="preserve">1. Chuyển nhượng toàn bộ quyền sở hữu trí tuệ cho doanh nghiệp để thu về khoản tiền trọn gói một lần.</w:t>
-      </w:r>
-    </w:p>
-    <w:p>
-      <w:pPr>
-        <w:rPr>
-          <w:szCs w:val="26"/>
-        </w:rPr>
-      </w:pPr>
-      <w:r>
-        <w:rPr>
-          <w:szCs w:val="26"/>
-        </w:rPr>
-        <w:t xml:space="preserve">2. Cấp phép quyền sử dụng (độc quyền hoặc không độc quyền) để thu tiền bản quyền định kỳ tính theo tỷ lệ phần trăm doanh thu sản phẩm.</w:t>
+        <w:t xml:space="preserve">1. Chuyển nhượng quyền: chủ sở hữu chuyển giao quyền sở hữu của mình cho tổ chức, cá nhân khác, theo Điều 138 Luật Sở hữu trí tuệ đối với quyền sở hữu công nghiệp và Điều 45 đối với quyền tác giả, quyền liên quan.</w:t>
+      </w:r>
+    </w:p>
+    <w:p>
+      <w:pPr>
+        <w:rPr>
+          <w:szCs w:val="26"/>
+        </w:rPr>
+      </w:pPr>
+      <w:r>
+        <w:rPr>
+          <w:szCs w:val="26"/>
+        </w:rPr>
+        <w:t xml:space="preserve">2. Chuyển quyền sử dụng, thường gọi là cấp phép: chủ sở hữu cho phép tổ chức, cá nhân khác sử dụng đối tượng trong phạm vi và thời hạn nhất định, theo Điều 141 và Điều 47, dưới dạng độc quyền, không độc quyền hoặc thứ cấp theo Điều 143. Hai loại hợp đồng được phân biệt theo việc quyền sở hữu có được chuyển giao hay không; giá và phương thức thanh toán, như trả trọn gói, trả theo kỳ, trả theo tỷ lệ doanh thu hoặc kết hợp, là nội dung do các bên thỏa thuận theo Điều 140 và Điều 144, áp dụng được cho cả hai loại.</w:t>
       </w:r>
     </w:p>
     <w:p>
@@ -902,7 +902,7 @@
         <w:rPr>
           <w:szCs w:val="26"/>
         </w:rPr>
-        <w:t xml:space="preserve">- Thu nhập từ chuyển giao công nghệ và cấp phép quyền sử dụng: Các sáng chế, giải pháp kỹ thuật, phần mềm ứng dụng khi được thương mại hóa thành công sẽ đem lại dòng tiền bản quyền định kỳ, tạo nguồn tài chính hợp pháp ngoài học phí.</w:t>
+        <w:t xml:space="preserve">- Thu nhập từ chuyển giao công nghệ và cấp phép quyền sử dụng: Các sáng chế, giải pháp kỹ thuật, phần mềm ứng dụng khi được thương mại hóa thành công có thể đem lại khoản thu từ hợp đồng chuyển nhượng hoặc chuyển quyền sử dụng, tạo nguồn tài chính hợp pháp ngoài học phí.</w:t>
       </w:r>
     </w:p>
     <w:p>
@@ -1248,6 +1248,19 @@
           <w:szCs w:val="26"/>
         </w:rPr>
         <w:t xml:space="preserve">Về áp dụng theo thời gian, khoản 3 Điều 73 quy định nhiệm vụ khoa học và công nghệ đã được phê duyệt giao chủ trì trước ngày 01 tháng 10 năm 2025 tiếp tục thực hiện theo Luật Khoa học và công nghệ số 29/2013/QH13, Nghị quyết số 193/2025/QH15 và văn bản hướng dẫn có hiệu lực tại thời điểm phê duyệt. Khoản 7 Điều 73 quy định ngoại lệ: Điều 28 được áp dụng đối với lợi nhuận chưa phân chia từ thương mại hóa sáng chế, kiểu dáng công nghiệp, thiết kế bố trí, giống cây trồng là kết quả của nhiệm vụ được giao từ ngày 01 tháng 01 năm 2023 đến trước ngày 01 tháng 10 năm 2025 và đã được cấp văn bằng bảo hộ. Như vậy, để xác định nghĩa vụ đối với tác giả trong một trường hợp cụ thể cần trả lời đồng thời ba câu hỏi: kết quả có sử dụng ngân sách nhà nước hay không và ở phần nào; nhiệm vụ được giao vào thời điểm nào; đối tượng có phải là sáng chế, kiểu dáng công nghiệp, thiết kế bố trí đã được bảo hộ hay không.</w:t>
+      </w:r>
+    </w:p>
+    <w:p>
+      <w:pPr>
+        <w:rPr>
+          <w:szCs w:val="26"/>
+        </w:rPr>
+      </w:pPr>
+      <w:r>
+        <w:rPr>
+          <w:szCs w:val="26"/>
+        </w:rPr>
+        <w:t xml:space="preserve">Nghị định số 267/2025/NĐ-CP ngày 14 tháng 10 năm 2025 của Chính phủ, có hiệu lực từ cùng ngày, quy định chi tiết Điều 25, Điều 27, Điều 28 và một số điều khác của Luật số 93/2025/QH15. Ba nhóm nội dung liên quan trực tiếp đến cơ sở giáo dục đại học tư thục. Một là, khoản 2 Điều 32 quy định tổ chức chủ trì không phải là cơ quan nhà nước, đơn vị sự nghiệp công lập được Nhà nước giao tự động quyền sở hữu phần kết quả tương ứng với kinh phí từ ngân sách nhà nước, không cần thủ tục giao quyền và bàn giao tài sản; tổ chức theo dõi riêng thông tin về kết quả, không hạch toán chung vào tài sản, và tự quyết định phương án phát triển, ứng dụng hoặc thương mại hóa theo Điều 27 của Luật; khoản 6 Điều 32 khẳng định tổ chức được giao quyền có quyền đăng ký bảo hộ. Hai là, Điều 34 yêu cầu việc phân chia lợi nhuận bảo đảm công khai, minh bạch; đối với kết quả sử dụng ngân sách nhà nước, việc phân chia thực hiện theo khoản 3 Điều 28 của Luật; tổ chức trung gian, môi giới hưởng tối thiểu 10% lợi nhuận thu được từ thương mại hóa, trừ khi các bên có thỏa thuận khác; phần thưởng cho tác giả khi có đồng tác giả được chia theo thỏa thuận giữa các đồng tác giả. Điểm g khoản 2 Điều 17 bổ sung yêu cầu hồ sơ đánh giá cuối kỳ có văn bản xác định mức độ đóng góp của thành viên, có xác nhận của các thành viên, làm căn cứ phân chia lợi nhuận. Ba là, khoản 2 Điều 56 nhắc lại nguyên tắc nhiệm vụ được phê duyệt trước ngày 01 tháng 10 năm 2025 tiếp tục thực hiện theo văn bản có hiệu lực tại thời điểm phê duyệt, còn khoản 3 Điều 56 quy định việc xử lý kết quả của các nhiệm vụ này, nếu chưa có quyết định xử lý, được thực hiện theo Nghị định; Nghị định số 70/2018/NĐ-CP về quản lý, sử dụng tài sản hình thành từ nhiệm vụ khoa học và công nghệ sử dụng vốn nhà nước hết hiệu lực. Nghị định không quy định phương pháp xác định lợi nhuận sau thuế tương ứng với một kết quả cụ thể khi kết quả được hình thành từ nhiều nguồn kinh phí; nội dung này cần được tổ chức chủ trì quy định trong quy chế nội bộ.</w:t>
       </w:r>
     </w:p>
     <w:p>
